--- a/resources/documents/Template_SPT_Dasar_Regulasi_Memo.docx
+++ b/resources/documents/Template_SPT_Dasar_Regulasi_Memo.docx
@@ -1803,7 +1803,7 @@
         </w:tblPrEx>
         <w:trPr>
           <w:cantSplit/>
-          <w:trHeight w:val="2750" w:hRule="atLeast"/>
+          <w:trHeight w:val="2550" w:hRule="atLeast"/>
         </w:trPr>
         <w:tc>
           <w:tcPr>
@@ -2395,7 +2395,7 @@
         </w:tblPrEx>
         <w:trPr>
           <w:cantSplit/>
-          <w:trHeight w:val="2400" w:hRule="atLeast"/>
+          <w:trHeight w:val="1800" w:hRule="atLeast"/>
         </w:trPr>
         <w:tc>
           <w:tcPr>
@@ -2833,7 +2833,7 @@
               <w:pStyle w:val="TableParagraph"/>
               <w:keepNext/>
               <w:keepLines/>
-              <w:spacing w:before="211"/>
+              <w:spacing w:before="100"/>
               <w:rPr>
                 <w:sz w:val="20"/>
               </w:rPr>
@@ -2909,7 +2909,7 @@
         </w:tblPrEx>
         <w:trPr>
           <w:cantSplit/>
-          <w:trHeight w:val="2550" w:hRule="atLeast"/>
+          <w:trHeight w:val="2350" w:hRule="atLeast"/>
         </w:trPr>
         <w:tc>
           <w:tcPr>
@@ -3097,7 +3097,7 @@
               <w:pStyle w:val="TableParagraph"/>
               <w:keepNext/>
               <w:keepLines/>
-              <w:spacing w:before="171"/>
+              <w:spacing w:before="100"/>
               <w:rPr>
                 <w:sz w:val="20"/>
               </w:rPr>
@@ -3434,7 +3434,7 @@
         </w:tblPrEx>
         <w:trPr>
           <w:cantSplit/>
-          <w:trHeight w:val="2450" w:hRule="atLeast"/>
+          <w:trHeight w:val="2250" w:hRule="atLeast"/>
         </w:trPr>
         <w:tc>
           <w:tcPr>
@@ -3963,7 +3963,7 @@
         </w:tblPrEx>
         <w:trPr>
           <w:cantSplit/>
-          <w:trHeight w:val="3070" w:hRule="atLeast"/>
+          <w:trHeight w:val="2900" w:hRule="atLeast"/>
         </w:trPr>
         <w:tc>
           <w:tcPr>
@@ -4163,7 +4163,7 @@
               <w:pStyle w:val="TableParagraph"/>
               <w:keepNext/>
               <w:keepLines/>
-              <w:spacing w:before="228"/>
+              <w:spacing w:before="100"/>
               <w:rPr>
                 <w:sz w:val="20"/>
               </w:rPr>
@@ -4369,7 +4369,7 @@
               <w:pStyle w:val="TableParagraph"/>
               <w:keepNext/>
               <w:keepLines/>
-              <w:spacing w:before="229"/>
+              <w:spacing w:before="100"/>
               <w:ind w:left="114" w:right="117"/>
               <w:jc w:val="center"/>
               <w:rPr>
